--- a/Bob/Robert_Shaker_II_Resume_2026.docx
+++ b/Bob/Robert_Shaker_II_Resume_2026.docx
@@ -130,7 +130,7 @@
           <w:sz w:val="19"/>
           <w:szCs w:val="19"/>
         </w:rPr>
-        <w:t xml:space="preserve">Built the global enablement engine behind every services launch of the last decade: 350 sellers certified across Symantec and Malwarebytes, GSI and MSP partner networks activated through Accenture, PwC and Pax8, now productized as founder of FluentOrg</w:t>
+        <w:t xml:space="preserve">Built the global enablement engine behind every services launch of the last decade: 350 sellers certified across Symantec and Malwarebytes, GSI and MSP partner networks activated through Accenture, PwC and Pax8, now productized through Caldermont Management and FluentOrg</w:t>
       </w:r>
     </w:p>
     <w:p>
@@ -1192,7 +1192,7 @@
           <w:sz w:val="20"/>
           <w:szCs w:val="20"/>
         </w:rPr>
-        <w:t xml:space="preserve">FluentOrg, </w:t>
+        <w:t xml:space="preserve">Caldermont Management and FluentOrg, </w:t>
       </w:r>
       <w:r>
         <w:rPr>
@@ -1253,55 +1253,55 @@
           <w:sz w:val="17"/>
           <w:szCs w:val="17"/>
         </w:rPr>
-        <w:t xml:space="preserve">AI enablement platform: 28 role-based modules across 13 business functions. Concurrent with ActiveState.</w:t>
-      </w:r>
-    </w:p>
-    <w:p>
-      <w:pPr>
-        <w:pStyle w:val="ListParagraph"/>
-        <w:numPr>
-          <w:ilvl w:val="0"/>
-          <w:numId w:val="2"/>
-        </w:numPr>
-        <w:spacing w:after="60" w:line="250"/>
-      </w:pPr>
-      <w:r>
-        <w:rPr>
-          <w:rFonts w:ascii="Calibri" w:cs="Calibri" w:eastAsia="Calibri" w:hAnsi="Calibri"/>
-          <w:b w:val="false"/>
-          <w:bCs w:val="false"/>
-          <w:i w:val="false"/>
-          <w:iCs w:val="false"/>
-          <w:caps w:val="false"/>
-          <w:color w:val="333333"/>
-          <w:sz w:val="19"/>
-          <w:szCs w:val="19"/>
-        </w:rPr>
-        <w:t xml:space="preserve">Founded and shipped an AI enablement platform that productizes the discipline behind three prior services launches: 28 role-based modules across 13 functions, four learning tracks, 18 graded exams, and three certification levels</w:t>
-      </w:r>
-    </w:p>
-    <w:p>
-      <w:pPr>
-        <w:pStyle w:val="ListParagraph"/>
-        <w:numPr>
-          <w:ilvl w:val="0"/>
-          <w:numId w:val="2"/>
-        </w:numPr>
-        <w:spacing w:after="60" w:line="250"/>
-      </w:pPr>
-      <w:r>
-        <w:rPr>
-          <w:rFonts w:ascii="Calibri" w:cs="Calibri" w:eastAsia="Calibri" w:hAnsi="Calibri"/>
-          <w:b w:val="false"/>
-          <w:bCs w:val="false"/>
-          <w:i w:val="false"/>
-          <w:iCs w:val="false"/>
-          <w:caps w:val="false"/>
-          <w:color w:val="333333"/>
-          <w:sz w:val="19"/>
-          <w:szCs w:val="19"/>
-        </w:rPr>
-        <w:t xml:space="preserve">Designed the platform's differentiator, a cross-functional handoff contract where every team module defines what it passes to the next team in the form that team's AI expects, eliminating rework at the seam between functions</w:t>
+        <w:t xml:space="preserve">Fractional CPO, CTO, CMO and GM engagements, management transformation, and AI enablement. Concurrent with ActiveState.</w:t>
+      </w:r>
+    </w:p>
+    <w:p>
+      <w:pPr>
+        <w:pStyle w:val="ListParagraph"/>
+        <w:numPr>
+          <w:ilvl w:val="0"/>
+          <w:numId w:val="2"/>
+        </w:numPr>
+        <w:spacing w:after="60" w:line="250"/>
+      </w:pPr>
+      <w:r>
+        <w:rPr>
+          <w:rFonts w:ascii="Calibri" w:cs="Calibri" w:eastAsia="Calibri" w:hAnsi="Calibri"/>
+          <w:b w:val="false"/>
+          <w:bCs w:val="false"/>
+          <w:i w:val="false"/>
+          <w:iCs w:val="false"/>
+          <w:caps w:val="false"/>
+          <w:color w:val="333333"/>
+          <w:sz w:val="19"/>
+          <w:szCs w:val="19"/>
+        </w:rPr>
+        <w:t xml:space="preserve">Founded a fractional executive firm that places CPO, CTO, CMO and GM leadership into companies in days rather than the six months an executive search takes, on project or retainer with full accountability for the function's outcomes and a documented handoff to the full-time hire</w:t>
+      </w:r>
+    </w:p>
+    <w:p>
+      <w:pPr>
+        <w:pStyle w:val="ListParagraph"/>
+        <w:numPr>
+          <w:ilvl w:val="0"/>
+          <w:numId w:val="2"/>
+        </w:numPr>
+        <w:spacing w:after="60" w:line="250"/>
+      </w:pPr>
+      <w:r>
+        <w:rPr>
+          <w:rFonts w:ascii="Calibri" w:cs="Calibri" w:eastAsia="Calibri" w:hAnsi="Calibri"/>
+          <w:b w:val="false"/>
+          <w:bCs w:val="false"/>
+          <w:i w:val="false"/>
+          <w:iCs w:val="false"/>
+          <w:caps w:val="false"/>
+          <w:color w:val="333333"/>
+          <w:sz w:val="19"/>
+          <w:szCs w:val="19"/>
+        </w:rPr>
+        <w:t xml:space="preserve">Built FluentOrg, the AI enablement platform behind the firm's transformation practice: 28 role-based modules across 13 business functions, 18 graded exams, three certification levels, and a cross-functional handoff contract so each team's output is consumable by the next team's AI</w:t>
       </w:r>
     </w:p>
     <w:p>
